--- a/flow/20230927_hours/drafts/2024-05-g/11.05.docx
+++ b/flow/20230927_hours/drafts/2024-05-g/11.05.docx
@@ -1510,6 +1510,48 @@
           <w:rFonts w:ascii="Times New Roman" w:hAnsi="Times New Roman"/>
           <w:sz w:val="24"/>
         </w:rPr>
+        <w:t>До апостолів подібні і слов’янських країн учителі,* Кириле й Методію богомудрі,* Владику всіх моліть,* щоб усі народи слов’янські утвердив у православ’ю й однодумності,* умирив світ і спас душі наші.</w:t>
+      </w:r>
+    </w:p>
+    <w:p>
+      <w:pPr>
+        <w:spacing w:line="240" w:lineRule="auto"/>
+        <w:rPr>
+          <w:rFonts w:ascii="Times New Roman" w:hAnsi="Times New Roman"/>
+          <w:sz w:val="24"/>
+        </w:rPr>
+      </w:pPr>
+      <w:r>
+        <w:rPr>
+          <w:rFonts w:ascii="Times New Roman" w:hAnsi="Times New Roman"/>
+          <w:sz w:val="24"/>
+        </w:rPr>
+        <w:t>Слава Отцю, і Сину, і Святому Духові.</w:t>
+      </w:r>
+    </w:p>
+    <w:p>
+      <w:r>
+        <w:rPr>
+          <w:rFonts w:ascii="Times New Roman" w:hAnsi="Times New Roman"/>
+          <w:i/>
+          <w:color w:val="FF0000"/>
+          <w:sz w:val="24"/>
+        </w:rPr>
+        <w:t>Тропар (г. 4):</w:t>
+      </w:r>
+      <w:r>
+        <w:rPr>
+          <w:rFonts w:ascii="Times New Roman" w:hAnsi="Times New Roman"/>
+          <w:color w:val="FF0000"/>
+          <w:sz w:val="24"/>
+        </w:rPr>
+        <w:t xml:space="preserve"> </w:t>
+      </w:r>
+      <w:r>
+        <w:rPr>
+          <w:rFonts w:ascii="Times New Roman" w:hAnsi="Times New Roman"/>
+          <w:sz w:val="24"/>
+        </w:rPr>
         <w:t xml:space="preserve">До апостолів подібні і слов’янських країн учителі,* Кириле й Методію </w:t>
       </w:r>
       <w:r>
@@ -1554,76 +1596,6 @@
           <w:rFonts w:ascii="Times New Roman" w:hAnsi="Times New Roman"/>
           <w:sz w:val="24"/>
         </w:rPr>
-        <w:t>Слава Отцю, і Сину, і Святому Духові.</w:t>
-      </w:r>
-    </w:p>
-    <w:p>
-      <w:r>
-        <w:rPr>
-          <w:rFonts w:ascii="Times New Roman" w:hAnsi="Times New Roman"/>
-          <w:i/>
-          <w:color w:val="FF0000"/>
-          <w:sz w:val="24"/>
-        </w:rPr>
-        <w:t>Тропар (г. 4):</w:t>
-      </w:r>
-      <w:r>
-        <w:rPr>
-          <w:rFonts w:ascii="Times New Roman" w:hAnsi="Times New Roman"/>
-          <w:color w:val="FF0000"/>
-          <w:sz w:val="24"/>
-        </w:rPr>
-        <w:t xml:space="preserve"> </w:t>
-      </w:r>
-      <w:r>
-        <w:rPr>
-          <w:rFonts w:ascii="Times New Roman" w:hAnsi="Times New Roman"/>
-          <w:sz w:val="24"/>
-        </w:rPr>
-        <w:t xml:space="preserve">До апостолів подібні і слов’янських країн учителі,* Кириле й Методію </w:t>
-      </w:r>
-      <w:r>
-        <w:rPr>
-          <w:rFonts w:ascii="Times New Roman" w:hAnsi="Times New Roman"/>
-          <w:sz w:val="24"/>
-        </w:rPr>
-        <w:t>богомудрі</w:t>
-      </w:r>
-      <w:r>
-        <w:rPr>
-          <w:rFonts w:ascii="Times New Roman" w:hAnsi="Times New Roman"/>
-          <w:sz w:val="24"/>
-        </w:rPr>
-        <w:t xml:space="preserve">,* Владику всіх моліть,* щоб усі народи слов’янські утвердив у православ’ю й однодумності,* </w:t>
-      </w:r>
-      <w:r>
-        <w:rPr>
-          <w:rFonts w:ascii="Times New Roman" w:hAnsi="Times New Roman"/>
-          <w:sz w:val="24"/>
-        </w:rPr>
-        <w:t>умирив</w:t>
-      </w:r>
-      <w:r>
-        <w:rPr>
-          <w:rFonts w:ascii="Times New Roman" w:hAnsi="Times New Roman"/>
-          <w:sz w:val="24"/>
-        </w:rPr>
-        <w:t xml:space="preserve"> світ і спас душі наші.</w:t>
-      </w:r>
-    </w:p>
-    <w:p>
-      <w:pPr>
-        <w:spacing w:line="240" w:lineRule="auto"/>
-        <w:rPr>
-          <w:rFonts w:ascii="Times New Roman" w:hAnsi="Times New Roman"/>
-          <w:sz w:val="24"/>
-        </w:rPr>
-      </w:pPr>
-      <w:r>
-        <w:rPr>
-          <w:rFonts w:ascii="Times New Roman" w:hAnsi="Times New Roman"/>
-          <w:sz w:val="24"/>
-        </w:rPr>
         <w:t xml:space="preserve">І нині, і повсякчас, і на віки </w:t>
       </w:r>
       <w:r>
@@ -2066,56 +2038,7 @@
           <w:rFonts w:ascii="Times New Roman" w:hAnsi="Times New Roman"/>
           <w:sz w:val="24"/>
         </w:rPr>
-        <w:t xml:space="preserve"> Священну двійку просвітит</w:t>
-      </w:r>
-      <w:r>
-        <w:rPr>
-          <w:rFonts w:ascii="Times New Roman" w:hAnsi="Times New Roman"/>
-          <w:sz w:val="24"/>
-        </w:rPr>
-        <w:t xml:space="preserve">елів наших вшануймо* – тих, що перекладом божественних Писань відкрили нам джерело </w:t>
-      </w:r>
-      <w:r>
-        <w:rPr>
-          <w:rFonts w:ascii="Times New Roman" w:hAnsi="Times New Roman"/>
-          <w:sz w:val="24"/>
-        </w:rPr>
-        <w:t>богознання</w:t>
-      </w:r>
-      <w:r>
-        <w:rPr>
-          <w:rFonts w:ascii="Times New Roman" w:hAnsi="Times New Roman"/>
-          <w:sz w:val="24"/>
-        </w:rPr>
-        <w:t xml:space="preserve">,* з якого аж до нині </w:t>
-      </w:r>
-      <w:r>
-        <w:rPr>
-          <w:rFonts w:ascii="Times New Roman" w:hAnsi="Times New Roman"/>
-          <w:sz w:val="24"/>
-        </w:rPr>
-        <w:t>обильно</w:t>
-      </w:r>
-      <w:r>
-        <w:rPr>
-          <w:rFonts w:ascii="Times New Roman" w:hAnsi="Times New Roman"/>
-          <w:sz w:val="24"/>
-        </w:rPr>
-        <w:t xml:space="preserve"> черпаючи,* ми блаженними величаємо вас, Кириле й Методію,* що </w:t>
-      </w:r>
-      <w:r>
-        <w:rPr>
-          <w:rFonts w:ascii="Times New Roman" w:hAnsi="Times New Roman"/>
-          <w:sz w:val="24"/>
-        </w:rPr>
-        <w:t>предстоїте</w:t>
-      </w:r>
-      <w:r>
-        <w:rPr>
-          <w:rFonts w:ascii="Times New Roman" w:hAnsi="Times New Roman"/>
-          <w:sz w:val="24"/>
-        </w:rPr>
-        <w:t xml:space="preserve"> перед престолом Всевишнього і тепло молитесь за душі наші.</w:t>
+        <w:t xml:space="preserve"> Священну двійку просвітителів наших вшануймо* – тих, що перекладом божественних Писань відкрили нам джерело богознання,* з якого аж до нині обильно черпаючи,* ми блаженними величаємо вас, Кириле й Методію,* що предстоїте перед престолом Всевишнього і тепло молитесь за душі наші.</w:t>
       </w:r>
     </w:p>
     <w:p>
@@ -7296,6 +7219,48 @@
           <w:rFonts w:ascii="Times New Roman" w:hAnsi="Times New Roman"/>
           <w:sz w:val="24"/>
         </w:rPr>
+        <w:t>До апостолів подібні і слов’янських країн учителі,* Кириле й Методію богомудрі,* Владику всіх моліть,* щоб усі народи слов’янські утвердив у православ’ю й однодумності,* умирив світ і спас душі наші.</w:t>
+      </w:r>
+    </w:p>
+    <w:p>
+      <w:pPr>
+        <w:spacing w:line="240" w:lineRule="auto"/>
+        <w:rPr>
+          <w:rFonts w:ascii="Times New Roman" w:hAnsi="Times New Roman"/>
+          <w:sz w:val="24"/>
+        </w:rPr>
+      </w:pPr>
+      <w:r>
+        <w:rPr>
+          <w:rFonts w:ascii="Times New Roman" w:hAnsi="Times New Roman"/>
+          <w:sz w:val="24"/>
+        </w:rPr>
+        <w:t>Слава Отцю, і Сину, і Святому Духові.</w:t>
+      </w:r>
+    </w:p>
+    <w:p>
+      <w:r>
+        <w:rPr>
+          <w:rFonts w:ascii="Times New Roman" w:hAnsi="Times New Roman"/>
+          <w:i/>
+          <w:color w:val="FF0000"/>
+          <w:sz w:val="24"/>
+        </w:rPr>
+        <w:t>Тропар (г. 4):</w:t>
+      </w:r>
+      <w:r>
+        <w:rPr>
+          <w:rFonts w:ascii="Times New Roman" w:hAnsi="Times New Roman"/>
+          <w:color w:val="FF0000"/>
+          <w:sz w:val="24"/>
+        </w:rPr>
+        <w:t xml:space="preserve"> </w:t>
+      </w:r>
+      <w:r>
+        <w:rPr>
+          <w:rFonts w:ascii="Times New Roman" w:hAnsi="Times New Roman"/>
+          <w:sz w:val="24"/>
+        </w:rPr>
         <w:t xml:space="preserve">До апостолів подібні і слов’янських країн учителі,* Кириле й Методію </w:t>
       </w:r>
       <w:r>
@@ -7340,76 +7305,6 @@
           <w:rFonts w:ascii="Times New Roman" w:hAnsi="Times New Roman"/>
           <w:sz w:val="24"/>
         </w:rPr>
-        <w:t>Слава Отцю, і Сину, і Святому Духові.</w:t>
-      </w:r>
-    </w:p>
-    <w:p>
-      <w:r>
-        <w:rPr>
-          <w:rFonts w:ascii="Times New Roman" w:hAnsi="Times New Roman"/>
-          <w:i/>
-          <w:color w:val="FF0000"/>
-          <w:sz w:val="24"/>
-        </w:rPr>
-        <w:t>Тропар (г. 4):</w:t>
-      </w:r>
-      <w:r>
-        <w:rPr>
-          <w:rFonts w:ascii="Times New Roman" w:hAnsi="Times New Roman"/>
-          <w:color w:val="FF0000"/>
-          <w:sz w:val="24"/>
-        </w:rPr>
-        <w:t xml:space="preserve"> </w:t>
-      </w:r>
-      <w:r>
-        <w:rPr>
-          <w:rFonts w:ascii="Times New Roman" w:hAnsi="Times New Roman"/>
-          <w:sz w:val="24"/>
-        </w:rPr>
-        <w:t xml:space="preserve">До апостолів подібні і слов’янських країн учителі,* Кириле й Методію </w:t>
-      </w:r>
-      <w:r>
-        <w:rPr>
-          <w:rFonts w:ascii="Times New Roman" w:hAnsi="Times New Roman"/>
-          <w:sz w:val="24"/>
-        </w:rPr>
-        <w:t>богомудрі</w:t>
-      </w:r>
-      <w:r>
-        <w:rPr>
-          <w:rFonts w:ascii="Times New Roman" w:hAnsi="Times New Roman"/>
-          <w:sz w:val="24"/>
-        </w:rPr>
-        <w:t xml:space="preserve">,* Владику всіх моліть,* щоб усі народи слов’янські утвердив у православ’ю й однодумності,* </w:t>
-      </w:r>
-      <w:r>
-        <w:rPr>
-          <w:rFonts w:ascii="Times New Roman" w:hAnsi="Times New Roman"/>
-          <w:sz w:val="24"/>
-        </w:rPr>
-        <w:t>умирив</w:t>
-      </w:r>
-      <w:r>
-        <w:rPr>
-          <w:rFonts w:ascii="Times New Roman" w:hAnsi="Times New Roman"/>
-          <w:sz w:val="24"/>
-        </w:rPr>
-        <w:t xml:space="preserve"> світ і спас душі наші.</w:t>
-      </w:r>
-    </w:p>
-    <w:p>
-      <w:pPr>
-        <w:spacing w:line="240" w:lineRule="auto"/>
-        <w:rPr>
-          <w:rFonts w:ascii="Times New Roman" w:hAnsi="Times New Roman"/>
-          <w:sz w:val="24"/>
-        </w:rPr>
-      </w:pPr>
-      <w:r>
-        <w:rPr>
-          <w:rFonts w:ascii="Times New Roman" w:hAnsi="Times New Roman"/>
-          <w:sz w:val="24"/>
-        </w:rPr>
         <w:t xml:space="preserve">І нині, і повсякчас, і на віки </w:t>
       </w:r>
       <w:r>
@@ -7896,56 +7791,7 @@
           <w:rFonts w:ascii="Times New Roman" w:hAnsi="Times New Roman"/>
           <w:sz w:val="24"/>
         </w:rPr>
-        <w:t xml:space="preserve"> Священну двійку просвітит</w:t>
-      </w:r>
-      <w:r>
-        <w:rPr>
-          <w:rFonts w:ascii="Times New Roman" w:hAnsi="Times New Roman"/>
-          <w:sz w:val="24"/>
-        </w:rPr>
-        <w:t xml:space="preserve">елів наших вшануймо* – тих, що перекладом божественних Писань відкрили нам джерело </w:t>
-      </w:r>
-      <w:r>
-        <w:rPr>
-          <w:rFonts w:ascii="Times New Roman" w:hAnsi="Times New Roman"/>
-          <w:sz w:val="24"/>
-        </w:rPr>
-        <w:t>богознання</w:t>
-      </w:r>
-      <w:r>
-        <w:rPr>
-          <w:rFonts w:ascii="Times New Roman" w:hAnsi="Times New Roman"/>
-          <w:sz w:val="24"/>
-        </w:rPr>
-        <w:t xml:space="preserve">,* з якого аж до нині </w:t>
-      </w:r>
-      <w:r>
-        <w:rPr>
-          <w:rFonts w:ascii="Times New Roman" w:hAnsi="Times New Roman"/>
-          <w:sz w:val="24"/>
-        </w:rPr>
-        <w:t>обильно</w:t>
-      </w:r>
-      <w:r>
-        <w:rPr>
-          <w:rFonts w:ascii="Times New Roman" w:hAnsi="Times New Roman"/>
-          <w:sz w:val="24"/>
-        </w:rPr>
-        <w:t xml:space="preserve"> черпаючи,* ми блаженними величаємо вас, Кириле й Методію,* що </w:t>
-      </w:r>
-      <w:r>
-        <w:rPr>
-          <w:rFonts w:ascii="Times New Roman" w:hAnsi="Times New Roman"/>
-          <w:sz w:val="24"/>
-        </w:rPr>
-        <w:t>предстоїте</w:t>
-      </w:r>
-      <w:r>
-        <w:rPr>
-          <w:rFonts w:ascii="Times New Roman" w:hAnsi="Times New Roman"/>
-          <w:sz w:val="24"/>
-        </w:rPr>
-        <w:t xml:space="preserve"> перед престолом Всевишнього і тепло молитесь за душі наші.</w:t>
+        <w:t xml:space="preserve"> Священну двійку просвітителів наших вшануймо* – тих, що перекладом божественних Писань відкрили нам джерело богознання,* з якого аж до нині обильно черпаючи,* ми блаженними величаємо вас, Кириле й Методію,* що предстоїте перед престолом Всевишнього і тепло молитесь за душі наші.</w:t>
       </w:r>
     </w:p>
     <w:p>
@@ -9917,35 +9763,7 @@
           <w:rFonts w:ascii="Times New Roman" w:hAnsi="Times New Roman"/>
           <w:sz w:val="24"/>
         </w:rPr>
-        <w:t xml:space="preserve">До апостолів подібні і слов’янських країн учителі,* Кириле й Методію </w:t>
-      </w:r>
-      <w:r>
-        <w:rPr>
-          <w:rFonts w:ascii="Times New Roman" w:hAnsi="Times New Roman"/>
-          <w:sz w:val="24"/>
-        </w:rPr>
-        <w:t>богомудрі</w:t>
-      </w:r>
-      <w:r>
-        <w:rPr>
-          <w:rFonts w:ascii="Times New Roman" w:hAnsi="Times New Roman"/>
-          <w:sz w:val="24"/>
-        </w:rPr>
-        <w:t xml:space="preserve">,* Владику всіх моліть,* щоб усі народи слов’янські утвердив у православ’ю й однодумності,* </w:t>
-      </w:r>
-      <w:r>
-        <w:rPr>
-          <w:rFonts w:ascii="Times New Roman" w:hAnsi="Times New Roman"/>
-          <w:sz w:val="24"/>
-        </w:rPr>
-        <w:t>умирив</w:t>
-      </w:r>
-      <w:r>
-        <w:rPr>
-          <w:rFonts w:ascii="Times New Roman" w:hAnsi="Times New Roman"/>
-          <w:sz w:val="24"/>
-        </w:rPr>
-        <w:t xml:space="preserve"> світ і спас душі наші.</w:t>
+        <w:t>До апостолів подібні і слов’янських країн учителі,* Кириле й Методію богомудрі,* Владику всіх моліть,* щоб усі народи слов’янські утвердив у православ’ю й однодумності,* умирив світ і спас душі наші.</w:t>
       </w:r>
     </w:p>
     <w:p>

--- a/flow/20230927_hours/drafts/2024-05-g/11.05.docx
+++ b/flow/20230927_hours/drafts/2024-05-g/11.05.docx
@@ -1492,7 +1492,7 @@
         <w:rPr>
           <w:rFonts w:ascii="Times New Roman" w:hAnsi="Times New Roman"/>
           <w:i/>
-          <w:color w:val="FF0000"/>
+          <w:color w:val="FF4400"/>
           <w:sz w:val="24"/>
         </w:rPr>
         <w:t>Тропар (г. 4):</w:t>
@@ -1500,6 +1500,73 @@
       <w:r>
         <w:rPr>
           <w:rFonts w:ascii="Times New Roman" w:hAnsi="Times New Roman"/>
+          <w:color w:val="333333"/>
+          <w:sz w:val="24"/>
+        </w:rPr>
+        <w:t xml:space="preserve"> Вознісся Ти у славі, Христе Боже наш,* радість сотворивши ученикам </w:t>
+      </w:r>
+      <w:r>
+        <w:rPr>
+          <w:rFonts w:ascii="Times New Roman" w:hAnsi="Times New Roman"/>
+          <w:color w:val="333333"/>
+          <w:sz w:val="24"/>
+        </w:rPr>
+        <w:t>обітуванням</w:t>
+      </w:r>
+      <w:r>
+        <w:rPr>
+          <w:rFonts w:ascii="Times New Roman" w:hAnsi="Times New Roman"/>
+          <w:color w:val="333333"/>
+          <w:sz w:val="24"/>
+        </w:rPr>
+        <w:t xml:space="preserve"> Святого Духа,* утвердивши їх благословенням,* бо Ти єси Син Божий, </w:t>
+      </w:r>
+      <w:r>
+        <w:rPr>
+          <w:rFonts w:ascii="Times New Roman" w:hAnsi="Times New Roman"/>
+          <w:color w:val="333333"/>
+          <w:sz w:val="24"/>
+        </w:rPr>
+        <w:t>ізбавитель</w:t>
+      </w:r>
+      <w:r>
+        <w:rPr>
+          <w:rFonts w:ascii="Times New Roman" w:hAnsi="Times New Roman"/>
+          <w:color w:val="333333"/>
+          <w:sz w:val="24"/>
+        </w:rPr>
+        <w:t xml:space="preserve"> світу.</w:t>
+      </w:r>
+    </w:p>
+    <w:p>
+      <w:pPr>
+        <w:spacing w:line="240" w:lineRule="auto"/>
+        <w:rPr>
+          <w:rFonts w:ascii="Times New Roman" w:hAnsi="Times New Roman"/>
+          <w:sz w:val="24"/>
+        </w:rPr>
+      </w:pPr>
+      <w:r>
+        <w:rPr>
+          <w:rFonts w:ascii="Times New Roman" w:hAnsi="Times New Roman"/>
+          <w:sz w:val="24"/>
+        </w:rPr>
+        <w:t>Слава Отцю, і Сину, і Святому Духові.</w:t>
+      </w:r>
+    </w:p>
+    <w:p>
+      <w:r>
+        <w:rPr>
+          <w:rFonts w:ascii="Times New Roman" w:hAnsi="Times New Roman"/>
+          <w:i/>
+          <w:color w:val="FF0000"/>
+          <w:sz w:val="24"/>
+        </w:rPr>
+        <w:t>Тропар (г. 4):</w:t>
+      </w:r>
+      <w:r>
+        <w:rPr>
+          <w:rFonts w:ascii="Times New Roman" w:hAnsi="Times New Roman"/>
           <w:color w:val="FF0000"/>
           <w:sz w:val="24"/>
         </w:rPr>
@@ -1510,48 +1577,6 @@
           <w:rFonts w:ascii="Times New Roman" w:hAnsi="Times New Roman"/>
           <w:sz w:val="24"/>
         </w:rPr>
-        <w:t>До апостолів подібні і слов’янських країн учителі,* Кириле й Методію богомудрі,* Владику всіх моліть,* щоб усі народи слов’янські утвердив у православ’ю й однодумності,* умирив світ і спас душі наші.</w:t>
-      </w:r>
-    </w:p>
-    <w:p>
-      <w:pPr>
-        <w:spacing w:line="240" w:lineRule="auto"/>
-        <w:rPr>
-          <w:rFonts w:ascii="Times New Roman" w:hAnsi="Times New Roman"/>
-          <w:sz w:val="24"/>
-        </w:rPr>
-      </w:pPr>
-      <w:r>
-        <w:rPr>
-          <w:rFonts w:ascii="Times New Roman" w:hAnsi="Times New Roman"/>
-          <w:sz w:val="24"/>
-        </w:rPr>
-        <w:t>Слава Отцю, і Сину, і Святому Духові.</w:t>
-      </w:r>
-    </w:p>
-    <w:p>
-      <w:r>
-        <w:rPr>
-          <w:rFonts w:ascii="Times New Roman" w:hAnsi="Times New Roman"/>
-          <w:i/>
-          <w:color w:val="FF0000"/>
-          <w:sz w:val="24"/>
-        </w:rPr>
-        <w:t>Тропар (г. 4):</w:t>
-      </w:r>
-      <w:r>
-        <w:rPr>
-          <w:rFonts w:ascii="Times New Roman" w:hAnsi="Times New Roman"/>
-          <w:color w:val="FF0000"/>
-          <w:sz w:val="24"/>
-        </w:rPr>
-        <w:t xml:space="preserve"> </w:t>
-      </w:r>
-      <w:r>
-        <w:rPr>
-          <w:rFonts w:ascii="Times New Roman" w:hAnsi="Times New Roman"/>
-          <w:sz w:val="24"/>
-        </w:rPr>
         <w:t xml:space="preserve">До апостолів подібні і слов’янських країн учителі,* Кириле й Методію </w:t>
       </w:r>
       <w:r>
@@ -2028,17 +2053,18 @@
         <w:rPr>
           <w:rFonts w:ascii="Times New Roman" w:hAnsi="Times New Roman"/>
           <w:i/>
-          <w:color w:val="FF0000"/>
-          <w:sz w:val="24"/>
-        </w:rPr>
-        <w:t>Кондак (г. 3):</w:t>
-      </w:r>
-      <w:r>
-        <w:rPr>
-          <w:rFonts w:ascii="Times New Roman" w:hAnsi="Times New Roman"/>
-          <w:sz w:val="24"/>
-        </w:rPr>
-        <w:t xml:space="preserve"> Священну двійку просвітителів наших вшануймо* – тих, що перекладом божественних Писань відкрили нам джерело богознання,* з якого аж до нині обильно черпаючи,* ми блаженними величаємо вас, Кириле й Методію,* що предстоїте перед престолом Всевишнього і тепло молитесь за душі наші.</w:t>
+          <w:color w:val="FF4400"/>
+          <w:sz w:val="24"/>
+        </w:rPr>
+        <w:t>Кондак (г. 6):</w:t>
+      </w:r>
+      <w:r>
+        <w:rPr>
+          <w:rFonts w:ascii="Times New Roman" w:hAnsi="Times New Roman"/>
+          <w:color w:val="333333"/>
+          <w:sz w:val="24"/>
+        </w:rPr>
+        <w:t xml:space="preserve"> Сповнивши промисел щодо нас* і те, що на землі, з’єднавши з небесним,* вознісся Ти у славі, Христе Боже наш,* ніяк не відлучаючись, але невідступно перебуваючи,* Ти кличеш до тих, що люблять Тебе:* Я з вами і ніхто проти вас.</w:t>
       </w:r>
     </w:p>
     <w:p>
@@ -7201,7 +7227,7 @@
         <w:rPr>
           <w:rFonts w:ascii="Times New Roman" w:hAnsi="Times New Roman"/>
           <w:i/>
-          <w:color w:val="FF0000"/>
+          <w:color w:val="FF4400"/>
           <w:sz w:val="24"/>
         </w:rPr>
         <w:t>Тропар (г. 4):</w:t>
@@ -7209,6 +7235,73 @@
       <w:r>
         <w:rPr>
           <w:rFonts w:ascii="Times New Roman" w:hAnsi="Times New Roman"/>
+          <w:color w:val="333333"/>
+          <w:sz w:val="24"/>
+        </w:rPr>
+        <w:t xml:space="preserve"> Вознісся Ти у славі, Христе Боже наш,* радість сотворивши ученикам </w:t>
+      </w:r>
+      <w:r>
+        <w:rPr>
+          <w:rFonts w:ascii="Times New Roman" w:hAnsi="Times New Roman"/>
+          <w:color w:val="333333"/>
+          <w:sz w:val="24"/>
+        </w:rPr>
+        <w:t>обітуванням</w:t>
+      </w:r>
+      <w:r>
+        <w:rPr>
+          <w:rFonts w:ascii="Times New Roman" w:hAnsi="Times New Roman"/>
+          <w:color w:val="333333"/>
+          <w:sz w:val="24"/>
+        </w:rPr>
+        <w:t xml:space="preserve"> Святого Духа,* утвердивши їх благословенням,* бо Ти єси Син Божий, </w:t>
+      </w:r>
+      <w:r>
+        <w:rPr>
+          <w:rFonts w:ascii="Times New Roman" w:hAnsi="Times New Roman"/>
+          <w:color w:val="333333"/>
+          <w:sz w:val="24"/>
+        </w:rPr>
+        <w:t>ізбавитель</w:t>
+      </w:r>
+      <w:r>
+        <w:rPr>
+          <w:rFonts w:ascii="Times New Roman" w:hAnsi="Times New Roman"/>
+          <w:color w:val="333333"/>
+          <w:sz w:val="24"/>
+        </w:rPr>
+        <w:t xml:space="preserve"> світу.</w:t>
+      </w:r>
+    </w:p>
+    <w:p>
+      <w:pPr>
+        <w:spacing w:line="240" w:lineRule="auto"/>
+        <w:rPr>
+          <w:rFonts w:ascii="Times New Roman" w:hAnsi="Times New Roman"/>
+          <w:sz w:val="24"/>
+        </w:rPr>
+      </w:pPr>
+      <w:r>
+        <w:rPr>
+          <w:rFonts w:ascii="Times New Roman" w:hAnsi="Times New Roman"/>
+          <w:sz w:val="24"/>
+        </w:rPr>
+        <w:t>Слава Отцю, і Сину, і Святому Духові.</w:t>
+      </w:r>
+    </w:p>
+    <w:p>
+      <w:r>
+        <w:rPr>
+          <w:rFonts w:ascii="Times New Roman" w:hAnsi="Times New Roman"/>
+          <w:i/>
+          <w:color w:val="FF0000"/>
+          <w:sz w:val="24"/>
+        </w:rPr>
+        <w:t>Тропар (г. 4):</w:t>
+      </w:r>
+      <w:r>
+        <w:rPr>
+          <w:rFonts w:ascii="Times New Roman" w:hAnsi="Times New Roman"/>
           <w:color w:val="FF0000"/>
           <w:sz w:val="24"/>
         </w:rPr>
@@ -7219,48 +7312,6 @@
           <w:rFonts w:ascii="Times New Roman" w:hAnsi="Times New Roman"/>
           <w:sz w:val="24"/>
         </w:rPr>
-        <w:t>До апостолів подібні і слов’янських країн учителі,* Кириле й Методію богомудрі,* Владику всіх моліть,* щоб усі народи слов’янські утвердив у православ’ю й однодумності,* умирив світ і спас душі наші.</w:t>
-      </w:r>
-    </w:p>
-    <w:p>
-      <w:pPr>
-        <w:spacing w:line="240" w:lineRule="auto"/>
-        <w:rPr>
-          <w:rFonts w:ascii="Times New Roman" w:hAnsi="Times New Roman"/>
-          <w:sz w:val="24"/>
-        </w:rPr>
-      </w:pPr>
-      <w:r>
-        <w:rPr>
-          <w:rFonts w:ascii="Times New Roman" w:hAnsi="Times New Roman"/>
-          <w:sz w:val="24"/>
-        </w:rPr>
-        <w:t>Слава Отцю, і Сину, і Святому Духові.</w:t>
-      </w:r>
-    </w:p>
-    <w:p>
-      <w:r>
-        <w:rPr>
-          <w:rFonts w:ascii="Times New Roman" w:hAnsi="Times New Roman"/>
-          <w:i/>
-          <w:color w:val="FF0000"/>
-          <w:sz w:val="24"/>
-        </w:rPr>
-        <w:t>Тропар (г. 4):</w:t>
-      </w:r>
-      <w:r>
-        <w:rPr>
-          <w:rFonts w:ascii="Times New Roman" w:hAnsi="Times New Roman"/>
-          <w:color w:val="FF0000"/>
-          <w:sz w:val="24"/>
-        </w:rPr>
-        <w:t xml:space="preserve"> </w:t>
-      </w:r>
-      <w:r>
-        <w:rPr>
-          <w:rFonts w:ascii="Times New Roman" w:hAnsi="Times New Roman"/>
-          <w:sz w:val="24"/>
-        </w:rPr>
         <w:t xml:space="preserve">До апостолів подібні і слов’янських країн учителі,* Кириле й Методію </w:t>
       </w:r>
       <w:r>
@@ -7781,17 +7832,18 @@
         <w:rPr>
           <w:rFonts w:ascii="Times New Roman" w:hAnsi="Times New Roman"/>
           <w:i/>
-          <w:color w:val="FF0000"/>
-          <w:sz w:val="24"/>
-        </w:rPr>
-        <w:t>Кондак (г. 3):</w:t>
-      </w:r>
-      <w:r>
-        <w:rPr>
-          <w:rFonts w:ascii="Times New Roman" w:hAnsi="Times New Roman"/>
-          <w:sz w:val="24"/>
-        </w:rPr>
-        <w:t xml:space="preserve"> Священну двійку просвітителів наших вшануймо* – тих, що перекладом божественних Писань відкрили нам джерело богознання,* з якого аж до нині обильно черпаючи,* ми блаженними величаємо вас, Кириле й Методію,* що предстоїте перед престолом Всевишнього і тепло молитесь за душі наші.</w:t>
+          <w:color w:val="FF4400"/>
+          <w:sz w:val="24"/>
+        </w:rPr>
+        <w:t>Кондак (г. 6):</w:t>
+      </w:r>
+      <w:r>
+        <w:rPr>
+          <w:rFonts w:ascii="Times New Roman" w:hAnsi="Times New Roman"/>
+          <w:color w:val="333333"/>
+          <w:sz w:val="24"/>
+        </w:rPr>
+        <w:t xml:space="preserve"> Сповнивши промисел щодо нас* і те, що на землі, з’єднавши з небесним,* вознісся Ти у славі, Христе Боже наш,* ніяк не відлучаючись, але невідступно перебуваючи,* Ти кличеш до тих, що люблять Тебе:* Я з вами і ніхто проти вас.</w:t>
       </w:r>
     </w:p>
     <w:p>
@@ -9745,7 +9797,7 @@
         <w:rPr>
           <w:rFonts w:ascii="Times New Roman" w:hAnsi="Times New Roman"/>
           <w:i/>
-          <w:color w:val="FF0000"/>
+          <w:color w:val="FF4400"/>
           <w:sz w:val="24"/>
         </w:rPr>
         <w:t>Тропар (г. 4):</w:t>
@@ -9753,17 +9805,42 @@
       <w:r>
         <w:rPr>
           <w:rFonts w:ascii="Times New Roman" w:hAnsi="Times New Roman"/>
-          <w:color w:val="FF0000"/>
-          <w:sz w:val="24"/>
-        </w:rPr>
-        <w:t xml:space="preserve"> </w:t>
-      </w:r>
-      <w:r>
-        <w:rPr>
-          <w:rFonts w:ascii="Times New Roman" w:hAnsi="Times New Roman"/>
-          <w:sz w:val="24"/>
-        </w:rPr>
-        <w:t>До апостолів подібні і слов’янських країн учителі,* Кириле й Методію богомудрі,* Владику всіх моліть,* щоб усі народи слов’янські утвердив у православ’ю й однодумності,* умирив світ і спас душі наші.</w:t>
+          <w:color w:val="333333"/>
+          <w:sz w:val="24"/>
+        </w:rPr>
+        <w:t xml:space="preserve"> Вознісся Ти у славі, Христе Боже наш,* радість сотворивши ученикам </w:t>
+      </w:r>
+      <w:r>
+        <w:rPr>
+          <w:rFonts w:ascii="Times New Roman" w:hAnsi="Times New Roman"/>
+          <w:color w:val="333333"/>
+          <w:sz w:val="24"/>
+        </w:rPr>
+        <w:t>обітуванням</w:t>
+      </w:r>
+      <w:r>
+        <w:rPr>
+          <w:rFonts w:ascii="Times New Roman" w:hAnsi="Times New Roman"/>
+          <w:color w:val="333333"/>
+          <w:sz w:val="24"/>
+        </w:rPr>
+        <w:t xml:space="preserve"> Святого Духа,* утвердивши їх благословенням,* бо Ти єси Син Божий, </w:t>
+      </w:r>
+      <w:r>
+        <w:rPr>
+          <w:rFonts w:ascii="Times New Roman" w:hAnsi="Times New Roman"/>
+          <w:color w:val="333333"/>
+          <w:sz w:val="24"/>
+        </w:rPr>
+        <w:t>ізбавитель</w:t>
+      </w:r>
+      <w:r>
+        <w:rPr>
+          <w:rFonts w:ascii="Times New Roman" w:hAnsi="Times New Roman"/>
+          <w:color w:val="333333"/>
+          <w:sz w:val="24"/>
+        </w:rPr>
+        <w:t xml:space="preserve"> світу.</w:t>
       </w:r>
     </w:p>
     <w:p>
